--- a/paper/draft.docx
+++ b/paper/draft.docx
@@ -27812,7 +27812,24 @@
           <w:sz w:val="22"/>
           <w:szCs w:val="22"/>
         </w:rPr>
-        <w:t xml:space="preserve">Counting by depth instead of by size gives p = 1/4 (companion paper). There the factor is √(3/7) = 0.655, the spread stays bounded (≈ 3.55), all L</w:t>
+        <w:t xml:space="preserve">Counting by depth instead of by size gives p = 1/4. Its density is the 3-adic limit function W</w:t>
+      </w:r>
+      <w:r>
+        <w:rPr>
+          <w:rFonts w:ascii="Georgia" w:cs="Georgia" w:eastAsia="Georgia" w:hAnsi="Georgia"/>
+          <w:sz w:val="22"/>
+          <w:szCs w:val="22"/>
+          <w:vertAlign w:val="subscript"/>
+        </w:rPr>
+        <w:t xml:space="preserve">∞</w:t>
+      </w:r>
+      <w:r>
+        <w:rPr>
+          <w:rFonts w:ascii="Georgia" w:cs="Georgia" w:eastAsia="Georgia" w:hAnsi="Georgia"/>
+          <w:sz w:val="22"/>
+          <w:szCs w:val="22"/>
+        </w:rPr>
+        <w:t xml:space="preserve"> that Applegate and Lagarias (Experiment. Math. 4 (1995) 193–209, §6) obtained as a martingale limit; see the companion paper. There the factor is √(3/7) = 0.655, the spread stays bounded (≈ 3.55), all L</w:t>
       </w:r>
       <w:r>
         <w:rPr>
@@ -28675,6 +28692,20 @@
           <w:szCs w:val="20"/>
         </w:rPr>
         <w:t xml:space="preserve">D. Applegate, J. C. Lagarias, Density bounds for the 3x+1 problem I. Tree-search method; II. Krasikov inequalities, Math. Comp. 64 (1995) 411–426, 427–438.</w:t>
+      </w:r>
+    </w:p>
+    <w:p>
+      <w:pPr>
+        <w:spacing w:after="80"/>
+        <w:ind w:left="567" w:hanging="567"/>
+      </w:pPr>
+      <w:r>
+        <w:rPr>
+          <w:rFonts w:ascii="Georgia" w:cs="Georgia" w:eastAsia="Georgia" w:hAnsi="Georgia"/>
+          <w:sz w:val="20"/>
+          <w:szCs w:val="20"/>
+        </w:rPr>
+        <w:t xml:space="preserve">D. Applegate, J. C. Lagarias, The distribution of 3x+1 trees, Experiment. Math. 4 (1995) 193–209.</w:t>
       </w:r>
     </w:p>
     <w:p>
